--- a/COBIT-2019/CSW-COBIT-Compliance-Report.docx
+++ b/COBIT-2019/CSW-COBIT-Compliance-Report.docx
@@ -10,7 +10,7 @@
         <w:t xml:space="preserve">Cisco Secure Workload - COBIT 2019 Compliance Report</w:t>
       </w:r>
     </w:p>
-    <w:bookmarkStart w:id="17" w:name="X7f50ce06e6d52ad008b51243c81cdd4a651adb3"/>
+    <w:bookmarkStart w:id="22" w:name="X7f50ce06e6d52ad008b51243c81cdd4a651adb3"/>
     <w:p>
       <w:pPr>
         <w:pStyle w:val="Heading1"/>
@@ -43,7 +43,7 @@
         <w:t xml:space="preserve"> </w:t>
       </w:r>
       <w:r>
-        <w:t xml:space="preserve">COBIT 2019</w:t>
+        <w:t xml:space="preserve">ISACA COBIT 2019 - Framework for the Governance and Management of Enterprise IT</w:t>
       </w:r>
       <w:r>
         <w:br/>
@@ -59,7 +59,7 @@
         <w:t xml:space="preserve"> </w:t>
       </w:r>
       <w:r>
-        <w:t xml:space="preserve">IT governance, risk, audit, security operations, and control owners.</w:t>
+        <w:t xml:space="preserve">IT governance, internal audit, risk management, and assurance teams using COBIT 2019 as the governance and management framework.</w:t>
       </w:r>
       <w:r>
         <w:br/>
@@ -75,7 +75,7 @@
         <w:t xml:space="preserve"> </w:t>
       </w:r>
       <w:r>
-        <w:t xml:space="preserve">DSS05.02 network security, APO13 managed security, MEA01/02 conformance monitoring, and BAI06/10 change and configuration evidence.</w:t>
+        <w:t xml:space="preserve">Workload-level evidence inputs to COBIT objectives where the practice is technical: DSS05 (security services), APO13 (managed security), MEA01 (performance and conformance monitoring), and BAI06 / BAI10 (change and configuration evidence).</w:t>
       </w:r>
     </w:p>
     <w:p>
@@ -86,12 +86,96 @@
       </w:r>
     </w:p>
     <w:bookmarkEnd w:id="9"/>
-    <w:bookmarkStart w:id="10" w:name="executive-summary"/>
+    <w:bookmarkStart w:id="10" w:name="framework-version-note"/>
     <w:p>
       <w:pPr>
         <w:pStyle w:val="Heading2"/>
       </w:pPr>
       <w:r>
+        <w:t xml:space="preserve">Framework Version Note</w:t>
+      </w:r>
+    </w:p>
+    <w:p>
+      <w:pPr>
+        <w:pStyle w:val="FirstParagraph"/>
+      </w:pPr>
+      <w:r>
+        <w:t xml:space="preserve">References COBIT 2019. Objective codes (e.g. APO13 Managed Security, DSS05 Managed Security Services, MEA01 Managed Performance and Conformance Monitoring, BAI06 Managed IT Changes) are stable in COBIT 2019. Validate scope tailoring against the customer’s design factors and goals cascade.</w:t>
+      </w:r>
+    </w:p>
+    <w:bookmarkEnd w:id="10"/>
+    <w:bookmarkStart w:id="11" w:name="csw-ui-navigation-note"/>
+    <w:p>
+      <w:pPr>
+        <w:pStyle w:val="Heading2"/>
+      </w:pPr>
+      <w:r>
+        <w:t xml:space="preserve">CSW UI Navigation Note</w:t>
+      </w:r>
+    </w:p>
+    <w:p>
+      <w:pPr>
+        <w:pStyle w:val="FirstParagraph"/>
+      </w:pPr>
+      <w:r>
+        <w:t xml:space="preserve">Cisco does not yet publish framework-specific CSW UI navigation for this standard; framework-specific navigation is on the product roadmap. This report references CSW</w:t>
+      </w:r>
+      <w:r>
+        <w:t xml:space="preserve"> </w:t>
+      </w:r>
+      <w:r>
+        <w:rPr>
+          <w:i/>
+          <w:iCs/>
+        </w:rPr>
+        <w:t xml:space="preserve">capabilities</w:t>
+      </w:r>
+      <w:r>
+        <w:t xml:space="preserve"> </w:t>
+      </w:r>
+      <w:r>
+        <w:t xml:space="preserve">and the</w:t>
+      </w:r>
+      <w:r>
+        <w:t xml:space="preserve"> </w:t>
+      </w:r>
+      <w:r>
+        <w:rPr>
+          <w:i/>
+          <w:iCs/>
+        </w:rPr>
+        <w:t xml:space="preserve">evidence artifacts</w:t>
+      </w:r>
+      <w:r>
+        <w:t xml:space="preserve"> </w:t>
+      </w:r>
+      <w:r>
+        <w:t xml:space="preserve">they produce. The technical runbook (</w:t>
+      </w:r>
+      <w:r>
+        <w:rPr>
+          <w:rStyle w:val="VerbatimChar"/>
+        </w:rPr>
+        <w:t xml:space="preserve">CSW-COBIT-2019-Technical-Runbook.md</w:t>
+      </w:r>
+      <w:r>
+        <w:t xml:space="preserve">) in this folder contains the deeper engineering detail.</w:t>
+      </w:r>
+    </w:p>
+    <w:p>
+      <w:r>
+        <w:pict>
+          <v:rect style="width:0;height:1.5pt" o:hralign="center" o:hrstd="t" o:hr="t"/>
+        </w:pict>
+      </w:r>
+    </w:p>
+    <w:bookmarkEnd w:id="11"/>
+    <w:bookmarkStart w:id="12" w:name="executive-summary"/>
+    <w:p>
+      <w:pPr>
+        <w:pStyle w:val="Heading2"/>
+      </w:pPr>
+      <w:r>
         <w:t xml:space="preserve">Executive Summary</w:t>
       </w:r>
     </w:p>
@@ -100,7 +184,7 @@
         <w:pStyle w:val="FirstParagraph"/>
       </w:pPr>
       <w:r>
-        <w:t xml:space="preserve">Cisco Secure Workload (CSW) can support this framework by producing workload-level evidence for inventory, application dependency mapping, segmentation design, policy simulation, vulnerability context, and incident investigation. The strongest customer story is not that CSW</w:t>
+        <w:t xml:space="preserve">Cisco Secure Workload (CSW) supports a defined subset of this framework. The strongest customer story is not that CSW</w:t>
       </w:r>
       <w:r>
         <w:t xml:space="preserve"> </w:t>
@@ -112,11 +196,43 @@
         <w:t xml:space="preserve"> </w:t>
       </w:r>
       <w:r>
-        <w:t xml:space="preserve">compliance; it is that CSW turns workload communication into evidence that control owners, assessors, and technical teams can review.</w:t>
-      </w:r>
-    </w:p>
-    <w:bookmarkEnd w:id="10"/>
-    <w:bookmarkStart w:id="11" w:name="suggested-csw-scope-pattern"/>
+        <w:t xml:space="preserve">compliance; it is that CSW turns workload communication and inventory into evidence that the customer, the customer’s compliance team, and the customer’s assessor can review. This report describes which framework topics CSW supports, which it does not, what evidence artifacts CSW produces, and how often the customer should collect them. CSW does</w:t>
+      </w:r>
+      <w:r>
+        <w:t xml:space="preserve"> </w:t>
+      </w:r>
+      <w:r>
+        <w:rPr>
+          <w:b/>
+          <w:bCs/>
+        </w:rPr>
+        <w:t xml:space="preserve">not</w:t>
+      </w:r>
+      <w:r>
+        <w:t xml:space="preserve"> </w:t>
+      </w:r>
+      <w:r>
+        <w:t xml:space="preserve">replace the customer’s governance, policy, or assessor judgement, and this report is</w:t>
+      </w:r>
+      <w:r>
+        <w:t xml:space="preserve"> </w:t>
+      </w:r>
+      <w:r>
+        <w:rPr>
+          <w:b/>
+          <w:bCs/>
+        </w:rPr>
+        <w:t xml:space="preserve">not</w:t>
+      </w:r>
+      <w:r>
+        <w:t xml:space="preserve"> </w:t>
+      </w:r>
+      <w:r>
+        <w:t xml:space="preserve">a control attestation.</w:t>
+      </w:r>
+    </w:p>
+    <w:bookmarkEnd w:id="12"/>
+    <w:bookmarkStart w:id="13" w:name="suggested-csw-scope-pattern"/>
     <w:p>
       <w:pPr>
         <w:pStyle w:val="Heading2"/>
@@ -127,7 +243,7 @@
     </w:p>
     <w:p>
       <w:pPr>
-        <w:pStyle w:val="FirstParagraph"/>
+        <w:pStyle w:val="SourceCode"/>
       </w:pPr>
       <w:r>
         <w:rPr>
@@ -136,85 +252,31 @@
         <w:t xml:space="preserve">COBIT-2019</w:t>
       </w:r>
       <w:r>
-        <w:t xml:space="preserve"> </w:t>
-      </w:r>
-      <w:r>
-        <w:t xml:space="preserve">&gt;</w:t>
-      </w:r>
-      <w:r>
-        <w:t xml:space="preserve"> </w:t>
+        <w:br/>
       </w:r>
       <w:r>
         <w:rPr>
           <w:rStyle w:val="VerbatimChar"/>
         </w:rPr>
-        <w:t xml:space="preserve">Governance-Evidence</w:t>
-      </w:r>
-      <w:r>
-        <w:t xml:space="preserve">,</w:t>
-      </w:r>
-      <w:r>
-        <w:t xml:space="preserve"> </w:t>
-      </w:r>
-      <w:r>
-        <w:rPr>
-          <w:rStyle w:val="VerbatimChar"/>
-        </w:rPr>
-        <w:t xml:space="preserve">Managed-Security</w:t>
-      </w:r>
-      <w:r>
-        <w:t xml:space="preserve">,</w:t>
-      </w:r>
-      <w:r>
-        <w:t xml:space="preserve"> </w:t>
-      </w:r>
-      <w:r>
-        <w:rPr>
-          <w:rStyle w:val="VerbatimChar"/>
-        </w:rPr>
-        <w:t xml:space="preserve">Network-Security</w:t>
-      </w:r>
-      <w:r>
-        <w:t xml:space="preserve">,</w:t>
-      </w:r>
-      <w:r>
-        <w:t xml:space="preserve"> </w:t>
-      </w:r>
-      <w:r>
-        <w:rPr>
-          <w:rStyle w:val="VerbatimChar"/>
-        </w:rPr>
-        <w:t xml:space="preserve">Change-Configuration</w:t>
-      </w:r>
-      <w:r>
-        <w:t xml:space="preserve">,</w:t>
-      </w:r>
-      <w:r>
-        <w:t xml:space="preserve"> </w:t>
-      </w:r>
-      <w:r>
-        <w:rPr>
-          <w:rStyle w:val="VerbatimChar"/>
-        </w:rPr>
-        <w:t xml:space="preserve">Monitoring</w:t>
-      </w:r>
-    </w:p>
-    <w:p>
-      <w:pPr>
-        <w:pStyle w:val="BodyText"/>
+        <w:t xml:space="preserve">(no fixed scope tree; COBIT objective evidence is mapped across whichever CSW-instrumented scopes are in audit scope)</w:t>
+      </w:r>
+    </w:p>
+    <w:p>
+      <w:pPr>
+        <w:pStyle w:val="FirstParagraph"/>
       </w:pPr>
       <w:r>
         <w:t xml:space="preserve">This scope pattern should be validated with the customer’s architecture, application owners, compliance team, and assessor before it is used for formal evidence.</w:t>
       </w:r>
     </w:p>
-    <w:bookmarkEnd w:id="11"/>
-    <w:bookmarkStart w:id="12" w:name="outcomes-csw-can-support"/>
+    <w:bookmarkEnd w:id="13"/>
+    <w:bookmarkStart w:id="14" w:name="in-scope-for-csw-evidence"/>
     <w:p>
       <w:pPr>
         <w:pStyle w:val="Heading2"/>
       </w:pPr>
       <w:r>
-        <w:t xml:space="preserve">Outcomes CSW Can Support</w:t>
+        <w:t xml:space="preserve">In Scope for CSW Evidence</w:t>
       </w:r>
     </w:p>
     <w:p>
@@ -226,7 +288,7 @@
         </w:numPr>
       </w:pPr>
       <w:r>
-        <w:t xml:space="preserve">Provide workload-level evidence for governance and assurance conversations.</w:t>
+        <w:t xml:space="preserve">DSS05.02 - Manage network and connectivity security (workload segmentation and policy enforcement)</w:t>
       </w:r>
     </w:p>
     <w:p>
@@ -238,7 +300,7 @@
         </w:numPr>
       </w:pPr>
       <w:r>
-        <w:t xml:space="preserve">Support network security and configuration monitoring objectives.</w:t>
+        <w:t xml:space="preserve">DSS05.03 - Manage endpoint security (workload-level allowlist input)</w:t>
       </w:r>
     </w:p>
     <w:p>
@@ -250,7 +312,7 @@
         </w:numPr>
       </w:pPr>
       <w:r>
-        <w:t xml:space="preserve">Document policy changes, exceptions, and operational review points.</w:t>
+        <w:t xml:space="preserve">DSS05.07 - Manage vulnerabilities (reachability-weighted CVE)</w:t>
       </w:r>
     </w:p>
     <w:p>
@@ -262,17 +324,53 @@
         </w:numPr>
       </w:pPr>
       <w:r>
-        <w:t xml:space="preserve">Translate technical telemetry into management-system evidence.</w:t>
-      </w:r>
-    </w:p>
-    <w:bookmarkEnd w:id="12"/>
-    <w:bookmarkStart w:id="13" w:name="evidence-package"/>
+        <w:t xml:space="preserve">APO13.01 - Establish and maintain an information security management system (workload-level inputs)</w:t>
+      </w:r>
+    </w:p>
+    <w:p>
+      <w:pPr>
+        <w:pStyle w:val="Compact"/>
+        <w:numPr>
+          <w:ilvl w:val="0"/>
+          <w:numId w:val="1001"/>
+        </w:numPr>
+      </w:pPr>
+      <w:r>
+        <w:t xml:space="preserve">MEA01.04 / MEA01.05 - Performance and conformance monitoring (continuous evidence)</w:t>
+      </w:r>
+    </w:p>
+    <w:p>
+      <w:pPr>
+        <w:pStyle w:val="Compact"/>
+        <w:numPr>
+          <w:ilvl w:val="0"/>
+          <w:numId w:val="1001"/>
+        </w:numPr>
+      </w:pPr>
+      <w:r>
+        <w:t xml:space="preserve">BAI06.01 - Evaluate, prioritise, and authorise change requests (workspace change log)</w:t>
+      </w:r>
+    </w:p>
+    <w:p>
+      <w:pPr>
+        <w:pStyle w:val="Compact"/>
+        <w:numPr>
+          <w:ilvl w:val="0"/>
+          <w:numId w:val="1001"/>
+        </w:numPr>
+      </w:pPr>
+      <w:r>
+        <w:t xml:space="preserve">BAI10.01 - Establish and maintain a configuration model (workspace baseline)</w:t>
+      </w:r>
+    </w:p>
+    <w:bookmarkEnd w:id="14"/>
+    <w:bookmarkStart w:id="15" w:name="Xaed999129ed4b1f11f99b5af2968248bad86dd6"/>
     <w:p>
       <w:pPr>
         <w:pStyle w:val="Heading2"/>
       </w:pPr>
       <w:r>
-        <w:t xml:space="preserve">Evidence Package</w:t>
+        <w:t xml:space="preserve">Out of Scope (Must Be Evidenced by Other Controls / Tools / Processes)</w:t>
       </w:r>
     </w:p>
     <w:p>
@@ -284,7 +382,7 @@
         </w:numPr>
       </w:pPr>
       <w:r>
-        <w:t xml:space="preserve">Governance scope workload inventory</w:t>
+        <w:t xml:space="preserve">Governance objectives (EDM family)</w:t>
       </w:r>
     </w:p>
     <w:p>
@@ -296,7 +394,7 @@
         </w:numPr>
       </w:pPr>
       <w:r>
-        <w:t xml:space="preserve">Network security flow summary</w:t>
+        <w:t xml:space="preserve">APO01-12 (organisational alignment, enterprise architecture, portfolio, financials, HR, relationships, service agreements, suppliers, quality, risk, security beyond technical, data, projects)</w:t>
       </w:r>
     </w:p>
     <w:p>
@@ -308,7 +406,7 @@
         </w:numPr>
       </w:pPr>
       <w:r>
-        <w:t xml:space="preserve">Change / configuration evidence</w:t>
+        <w:t xml:space="preserve">BAI01-05 / BAI07-09 / BAI11 (organisational change, requirements definition, identification of solutions, availability, capacity, ITSM, organisational change enablement, knowledge, assets)</w:t>
       </w:r>
     </w:p>
     <w:p>
@@ -320,7 +418,7 @@
         </w:numPr>
       </w:pPr>
       <w:r>
-        <w:t xml:space="preserve">Monitoring and exception register</w:t>
+        <w:t xml:space="preserve">DSS01 / DSS03 / DSS04 / DSS06 (managed operations, problems, continuity, business process controls)</w:t>
       </w:r>
     </w:p>
     <w:p>
@@ -332,11 +430,593 @@
         </w:numPr>
       </w:pPr>
       <w:r>
-        <w:t xml:space="preserve">Management review package</w:t>
-      </w:r>
-    </w:p>
-    <w:bookmarkEnd w:id="13"/>
-    <w:bookmarkStart w:id="14" w:name="pov-workshop-approach"/>
+        <w:t xml:space="preserve">MEA02-04 (system of internal control, compliance with external requirements, assurance)</w:t>
+      </w:r>
+    </w:p>
+    <w:bookmarkEnd w:id="15"/>
+    <w:bookmarkStart w:id="16" w:name="framework-topic-csw-capability-map"/>
+    <w:p>
+      <w:pPr>
+        <w:pStyle w:val="Heading2"/>
+      </w:pPr>
+      <w:r>
+        <w:t xml:space="preserve">Framework Topic → CSW Capability Map</w:t>
+      </w:r>
+    </w:p>
+    <w:tbl>
+      <w:tblPr>
+        <w:tblStyle w:val="Table"/>
+        <w:tblW w:type="pct" w:w="5000"/>
+        <w:tblLayout w:type="fixed"/>
+        <w:tblLook w:firstRow="1" w:lastRow="0" w:firstColumn="0" w:lastColumn="0" w:noHBand="0" w:noVBand="0" w:val="0020"/>
+      </w:tblPr>
+      <w:tblGrid>
+        <w:gridCol w:w="2640"/>
+        <w:gridCol w:w="2640"/>
+        <w:gridCol w:w="2640"/>
+      </w:tblGrid>
+      <w:tr>
+        <w:trPr>
+          <w:tblHeader w:val="on"/>
+        </w:trPr>
+        <w:tc>
+          <w:tcPr/>
+          <w:p>
+            <w:pPr>
+              <w:pStyle w:val="Compact"/>
+            </w:pPr>
+            <w:r>
+              <w:t xml:space="preserve">Framework topic</w:t>
+            </w:r>
+          </w:p>
+        </w:tc>
+        <w:tc>
+          <w:tcPr/>
+          <w:p>
+            <w:pPr>
+              <w:pStyle w:val="Compact"/>
+            </w:pPr>
+            <w:r>
+              <w:t xml:space="preserve">CSW capability</w:t>
+            </w:r>
+          </w:p>
+        </w:tc>
+        <w:tc>
+          <w:tcPr/>
+          <w:p>
+            <w:pPr>
+              <w:pStyle w:val="Compact"/>
+            </w:pPr>
+            <w:r>
+              <w:t xml:space="preserve">Evidence artifact</w:t>
+            </w:r>
+          </w:p>
+        </w:tc>
+      </w:tr>
+      <w:tr>
+        <w:tc>
+          <w:tcPr/>
+          <w:p>
+            <w:pPr>
+              <w:pStyle w:val="Compact"/>
+            </w:pPr>
+            <w:r>
+              <w:t xml:space="preserve">DSS05.02 - Network and connectivity security</w:t>
+            </w:r>
+          </w:p>
+        </w:tc>
+        <w:tc>
+          <w:tcPr/>
+          <w:p>
+            <w:pPr>
+              <w:pStyle w:val="Compact"/>
+            </w:pPr>
+            <w:r>
+              <w:t xml:space="preserve">Policy workspace + workload-to-workload allowlist</w:t>
+            </w:r>
+          </w:p>
+        </w:tc>
+        <w:tc>
+          <w:tcPr/>
+          <w:p>
+            <w:pPr>
+              <w:pStyle w:val="Compact"/>
+            </w:pPr>
+            <w:r>
+              <w:t xml:space="preserve">Workspace snapshot + observed-vs-approved flow comparison</w:t>
+            </w:r>
+          </w:p>
+        </w:tc>
+      </w:tr>
+      <w:tr>
+        <w:tc>
+          <w:tcPr/>
+          <w:p>
+            <w:pPr>
+              <w:pStyle w:val="Compact"/>
+            </w:pPr>
+            <w:r>
+              <w:t xml:space="preserve">DSS05.07 - Vulnerability management</w:t>
+            </w:r>
+          </w:p>
+        </w:tc>
+        <w:tc>
+          <w:tcPr/>
+          <w:p>
+            <w:pPr>
+              <w:pStyle w:val="Compact"/>
+            </w:pPr>
+            <w:r>
+              <w:t xml:space="preserve">Reachability-weighted CVE evidence</w:t>
+            </w:r>
+          </w:p>
+        </w:tc>
+        <w:tc>
+          <w:tcPr/>
+          <w:p>
+            <w:pPr>
+              <w:pStyle w:val="Compact"/>
+            </w:pPr>
+            <w:r>
+              <w:t xml:space="preserve">Prioritised remediation list</w:t>
+            </w:r>
+          </w:p>
+        </w:tc>
+      </w:tr>
+      <w:tr>
+        <w:tc>
+          <w:tcPr/>
+          <w:p>
+            <w:pPr>
+              <w:pStyle w:val="Compact"/>
+            </w:pPr>
+            <w:r>
+              <w:t xml:space="preserve">APO13 - Managed security (technical inputs)</w:t>
+            </w:r>
+          </w:p>
+        </w:tc>
+        <w:tc>
+          <w:tcPr/>
+          <w:p>
+            <w:pPr>
+              <w:pStyle w:val="Compact"/>
+            </w:pPr>
+            <w:r>
+              <w:t xml:space="preserve">Continuous workload telemetry + periodic evidence pack</w:t>
+            </w:r>
+          </w:p>
+        </w:tc>
+        <w:tc>
+          <w:tcPr/>
+          <w:p>
+            <w:pPr>
+              <w:pStyle w:val="Compact"/>
+            </w:pPr>
+            <w:r>
+              <w:t xml:space="preserve">Quarterly evidence bundle</w:t>
+            </w:r>
+          </w:p>
+        </w:tc>
+      </w:tr>
+      <w:tr>
+        <w:tc>
+          <w:tcPr/>
+          <w:p>
+            <w:pPr>
+              <w:pStyle w:val="Compact"/>
+            </w:pPr>
+            <w:r>
+              <w:t xml:space="preserve">MEA01.04 - Performance and conformance monitoring</w:t>
+            </w:r>
+          </w:p>
+        </w:tc>
+        <w:tc>
+          <w:tcPr/>
+          <w:p>
+            <w:pPr>
+              <w:pStyle w:val="Compact"/>
+            </w:pPr>
+            <w:r>
+              <w:t xml:space="preserve">Policy-violation log; drift evidence</w:t>
+            </w:r>
+          </w:p>
+        </w:tc>
+        <w:tc>
+          <w:tcPr/>
+          <w:p>
+            <w:pPr>
+              <w:pStyle w:val="Compact"/>
+            </w:pPr>
+            <w:r>
+              <w:t xml:space="preserve">Continuous evidence (replaces point-in-time samples)</w:t>
+            </w:r>
+          </w:p>
+        </w:tc>
+      </w:tr>
+      <w:tr>
+        <w:tc>
+          <w:tcPr/>
+          <w:p>
+            <w:pPr>
+              <w:pStyle w:val="Compact"/>
+            </w:pPr>
+            <w:r>
+              <w:t xml:space="preserve">BAI06 - Managed changes</w:t>
+            </w:r>
+          </w:p>
+        </w:tc>
+        <w:tc>
+          <w:tcPr/>
+          <w:p>
+            <w:pPr>
+              <w:pStyle w:val="Compact"/>
+            </w:pPr>
+            <w:r>
+              <w:t xml:space="preserve">Workspace change log (snapshots before/after each change)</w:t>
+            </w:r>
+          </w:p>
+        </w:tc>
+        <w:tc>
+          <w:tcPr/>
+          <w:p>
+            <w:pPr>
+              <w:pStyle w:val="Compact"/>
+            </w:pPr>
+            <w:r>
+              <w:t xml:space="preserve">Change-controlled policy workspace export</w:t>
+            </w:r>
+          </w:p>
+        </w:tc>
+      </w:tr>
+      <w:tr>
+        <w:tc>
+          <w:tcPr/>
+          <w:p>
+            <w:pPr>
+              <w:pStyle w:val="Compact"/>
+            </w:pPr>
+            <w:r>
+              <w:t xml:space="preserve">BAI10 - Managed configuration</w:t>
+            </w:r>
+          </w:p>
+        </w:tc>
+        <w:tc>
+          <w:tcPr/>
+          <w:p>
+            <w:pPr>
+              <w:pStyle w:val="Compact"/>
+            </w:pPr>
+            <w:r>
+              <w:t xml:space="preserve">Workspace baseline snapshots</w:t>
+            </w:r>
+          </w:p>
+        </w:tc>
+        <w:tc>
+          <w:tcPr/>
+          <w:p>
+            <w:pPr>
+              <w:pStyle w:val="Compact"/>
+            </w:pPr>
+            <w:r>
+              <w:t xml:space="preserve">Baseline configuration evidence</w:t>
+            </w:r>
+          </w:p>
+        </w:tc>
+      </w:tr>
+    </w:tbl>
+    <w:bookmarkEnd w:id="16"/>
+    <w:bookmarkStart w:id="17" w:name="evidence-collection-approach"/>
+    <w:p>
+      <w:pPr>
+        <w:pStyle w:val="Heading2"/>
+      </w:pPr>
+      <w:r>
+        <w:t xml:space="preserve">Evidence Collection Approach</w:t>
+      </w:r>
+    </w:p>
+    <w:p>
+      <w:pPr>
+        <w:pStyle w:val="FirstParagraph"/>
+      </w:pPr>
+      <w:r>
+        <w:t xml:space="preserve">The table below describes per-topic evidence collection - what to collect, the CSW source area, and a suggested cadence. The cadence should be tuned to the customer’s audit cycle, regulatory cadence, and risk appetite.</w:t>
+      </w:r>
+    </w:p>
+    <w:tbl>
+      <w:tblPr>
+        <w:tblStyle w:val="Table"/>
+        <w:tblW w:type="pct" w:w="5000"/>
+        <w:tblLayout w:type="fixed"/>
+        <w:tblLook w:firstRow="1" w:lastRow="0" w:firstColumn="0" w:lastColumn="0" w:noHBand="0" w:noVBand="0" w:val="0020"/>
+      </w:tblPr>
+      <w:tblGrid>
+        <w:gridCol w:w="1980"/>
+        <w:gridCol w:w="1980"/>
+        <w:gridCol w:w="1980"/>
+        <w:gridCol w:w="1980"/>
+      </w:tblGrid>
+      <w:tr>
+        <w:trPr>
+          <w:tblHeader w:val="on"/>
+        </w:trPr>
+        <w:tc>
+          <w:tcPr/>
+          <w:p>
+            <w:pPr>
+              <w:pStyle w:val="Compact"/>
+            </w:pPr>
+            <w:r>
+              <w:t xml:space="preserve">Topic</w:t>
+            </w:r>
+          </w:p>
+        </w:tc>
+        <w:tc>
+          <w:tcPr/>
+          <w:p>
+            <w:pPr>
+              <w:pStyle w:val="Compact"/>
+            </w:pPr>
+            <w:r>
+              <w:t xml:space="preserve">What to collect</w:t>
+            </w:r>
+          </w:p>
+        </w:tc>
+        <w:tc>
+          <w:tcPr/>
+          <w:p>
+            <w:pPr>
+              <w:pStyle w:val="Compact"/>
+            </w:pPr>
+            <w:r>
+              <w:t xml:space="preserve">CSW source</w:t>
+            </w:r>
+          </w:p>
+        </w:tc>
+        <w:tc>
+          <w:tcPr/>
+          <w:p>
+            <w:pPr>
+              <w:pStyle w:val="Compact"/>
+            </w:pPr>
+            <w:r>
+              <w:t xml:space="preserve">Suggested cadence</w:t>
+            </w:r>
+          </w:p>
+        </w:tc>
+      </w:tr>
+      <w:tr>
+        <w:tc>
+          <w:tcPr/>
+          <w:p>
+            <w:pPr>
+              <w:pStyle w:val="Compact"/>
+            </w:pPr>
+            <w:r>
+              <w:t xml:space="preserve">Workload scope inventory</w:t>
+            </w:r>
+          </w:p>
+        </w:tc>
+        <w:tc>
+          <w:tcPr/>
+          <w:p>
+            <w:pPr>
+              <w:pStyle w:val="Compact"/>
+            </w:pPr>
+            <w:r>
+              <w:t xml:space="preserve">Workloads in COBIT audit scope by business function</w:t>
+            </w:r>
+          </w:p>
+        </w:tc>
+        <w:tc>
+          <w:tcPr/>
+          <w:p>
+            <w:pPr>
+              <w:pStyle w:val="Compact"/>
+            </w:pPr>
+            <w:r>
+              <w:t xml:space="preserve">Inventory + scope membership export</w:t>
+            </w:r>
+          </w:p>
+        </w:tc>
+        <w:tc>
+          <w:tcPr/>
+          <w:p>
+            <w:pPr>
+              <w:pStyle w:val="Compact"/>
+            </w:pPr>
+            <w:r>
+              <w:t xml:space="preserve">Monthly</w:t>
+            </w:r>
+          </w:p>
+        </w:tc>
+      </w:tr>
+      <w:tr>
+        <w:tc>
+          <w:tcPr/>
+          <w:p>
+            <w:pPr>
+              <w:pStyle w:val="Compact"/>
+            </w:pPr>
+            <w:r>
+              <w:t xml:space="preserve">Policy and change evidence</w:t>
+            </w:r>
+          </w:p>
+        </w:tc>
+        <w:tc>
+          <w:tcPr/>
+          <w:p>
+            <w:pPr>
+              <w:pStyle w:val="Compact"/>
+            </w:pPr>
+            <w:r>
+              <w:t xml:space="preserve">Workspace snapshot before/after each authorised change</w:t>
+            </w:r>
+          </w:p>
+        </w:tc>
+        <w:tc>
+          <w:tcPr/>
+          <w:p>
+            <w:pPr>
+              <w:pStyle w:val="Compact"/>
+            </w:pPr>
+            <w:r>
+              <w:t xml:space="preserve">Policy workspace export + change log</w:t>
+            </w:r>
+          </w:p>
+        </w:tc>
+        <w:tc>
+          <w:tcPr/>
+          <w:p>
+            <w:pPr>
+              <w:pStyle w:val="Compact"/>
+            </w:pPr>
+            <w:r>
+              <w:t xml:space="preserve">Per change + quarterly bundle</w:t>
+            </w:r>
+          </w:p>
+        </w:tc>
+      </w:tr>
+      <w:tr>
+        <w:tc>
+          <w:tcPr/>
+          <w:p>
+            <w:pPr>
+              <w:pStyle w:val="Compact"/>
+            </w:pPr>
+            <w:r>
+              <w:t xml:space="preserve">Conformance monitoring evidence</w:t>
+            </w:r>
+          </w:p>
+        </w:tc>
+        <w:tc>
+          <w:tcPr/>
+          <w:p>
+            <w:pPr>
+              <w:pStyle w:val="Compact"/>
+            </w:pPr>
+            <w:r>
+              <w:t xml:space="preserve">Continuous policy-violation and drift evidence</w:t>
+            </w:r>
+          </w:p>
+        </w:tc>
+        <w:tc>
+          <w:tcPr/>
+          <w:p>
+            <w:pPr>
+              <w:pStyle w:val="Compact"/>
+            </w:pPr>
+            <w:r>
+              <w:t xml:space="preserve">Policy analysis output</w:t>
+            </w:r>
+          </w:p>
+        </w:tc>
+        <w:tc>
+          <w:tcPr/>
+          <w:p>
+            <w:pPr>
+              <w:pStyle w:val="Compact"/>
+            </w:pPr>
+            <w:r>
+              <w:t xml:space="preserve">Continuous; reviewed quarterly</w:t>
+            </w:r>
+          </w:p>
+        </w:tc>
+      </w:tr>
+      <w:tr>
+        <w:tc>
+          <w:tcPr/>
+          <w:p>
+            <w:pPr>
+              <w:pStyle w:val="Compact"/>
+            </w:pPr>
+            <w:r>
+              <w:t xml:space="preserve">Vulnerability + reachability</w:t>
+            </w:r>
+          </w:p>
+        </w:tc>
+        <w:tc>
+          <w:tcPr/>
+          <w:p>
+            <w:pPr>
+              <w:pStyle w:val="Compact"/>
+            </w:pPr>
+            <w:r>
+              <w:t xml:space="preserve">CVE list weighted by reach across in-scope workloads</w:t>
+            </w:r>
+          </w:p>
+        </w:tc>
+        <w:tc>
+          <w:tcPr/>
+          <w:p>
+            <w:pPr>
+              <w:pStyle w:val="Compact"/>
+            </w:pPr>
+            <w:r>
+              <w:t xml:space="preserve">Vulnerability report scoped to COBIT-2019</w:t>
+            </w:r>
+          </w:p>
+        </w:tc>
+        <w:tc>
+          <w:tcPr/>
+          <w:p>
+            <w:pPr>
+              <w:pStyle w:val="Compact"/>
+            </w:pPr>
+            <w:r>
+              <w:t xml:space="preserve">Monthly</w:t>
+            </w:r>
+          </w:p>
+        </w:tc>
+      </w:tr>
+      <w:tr>
+        <w:tc>
+          <w:tcPr/>
+          <w:p>
+            <w:pPr>
+              <w:pStyle w:val="Compact"/>
+            </w:pPr>
+            <w:r>
+              <w:t xml:space="preserve">Management review pack</w:t>
+            </w:r>
+          </w:p>
+        </w:tc>
+        <w:tc>
+          <w:tcPr/>
+          <w:p>
+            <w:pPr>
+              <w:pStyle w:val="Compact"/>
+            </w:pPr>
+            <w:r>
+              <w:t xml:space="preserve">Aggregated quarterly evidence bundle</w:t>
+            </w:r>
+          </w:p>
+        </w:tc>
+        <w:tc>
+          <w:tcPr/>
+          <w:p>
+            <w:pPr>
+              <w:pStyle w:val="Compact"/>
+            </w:pPr>
+            <w:r>
+              <w:t xml:space="preserve">Inventory + workspace + policy violation + vulnerability extracts</w:t>
+            </w:r>
+          </w:p>
+        </w:tc>
+        <w:tc>
+          <w:tcPr/>
+          <w:p>
+            <w:pPr>
+              <w:pStyle w:val="Compact"/>
+            </w:pPr>
+            <w:r>
+              <w:t xml:space="preserve">Quarterly</w:t>
+            </w:r>
+          </w:p>
+        </w:tc>
+      </w:tr>
+    </w:tbl>
+    <w:bookmarkEnd w:id="17"/>
+    <w:bookmarkStart w:id="18" w:name="pov-workshop-approach"/>
     <w:p>
       <w:pPr>
         <w:pStyle w:val="Heading2"/>
@@ -354,7 +1034,7 @@
         </w:numPr>
       </w:pPr>
       <w:r>
-        <w:t xml:space="preserve">Select one business service, regulated boundary, or critical workload group.</w:t>
+        <w:t xml:space="preserve">Confirm the framework version and assessment cycle with the customer’s compliance team.</w:t>
       </w:r>
     </w:p>
     <w:p>
@@ -366,7 +1046,7 @@
         </w:numPr>
       </w:pPr>
       <w:r>
-        <w:t xml:space="preserve">Validate workload coverage and install sensors or configure supported connectors.</w:t>
+        <w:t xml:space="preserve">Select one business service, regulated boundary, or critical workload group to start with; do not attempt to instrument the entire estate in the POV.</w:t>
       </w:r>
     </w:p>
     <w:p>
@@ -378,7 +1058,7 @@
         </w:numPr>
       </w:pPr>
       <w:r>
-        <w:t xml:space="preserve">Apply labels for application, environment, owner, data class, criticality, compliance scope, and lifecycle.</w:t>
+        <w:t xml:space="preserve">Validate workload coverage and install sensors or configure supported connectors. Document the cannot-instrument register; this is itself evidence.</w:t>
       </w:r>
     </w:p>
     <w:p>
@@ -390,7 +1070,76 @@
         </w:numPr>
       </w:pPr>
       <w:r>
-        <w:t xml:space="preserve">Observe flows over a representative business window.</w:t>
+        <w:t xml:space="preserve">Apply labels for application, environment, owner, data class, criticality, compliance scope, and any framework-specific tags (e.g. </w:t>
+      </w:r>
+      <w:r>
+        <w:rPr>
+          <w:rStyle w:val="VerbatimChar"/>
+        </w:rPr>
+        <w:t xml:space="preserve">tenant</w:t>
+      </w:r>
+      <w:r>
+        <w:t xml:space="preserve">,</w:t>
+      </w:r>
+      <w:r>
+        <w:t xml:space="preserve"> </w:t>
+      </w:r>
+      <w:r>
+        <w:rPr>
+          <w:rStyle w:val="VerbatimChar"/>
+        </w:rPr>
+        <w:t xml:space="preserve">prototype</w:t>
+      </w:r>
+      <w:r>
+        <w:t xml:space="preserve">,</w:t>
+      </w:r>
+      <w:r>
+        <w:t xml:space="preserve"> </w:t>
+      </w:r>
+      <w:r>
+        <w:rPr>
+          <w:rStyle w:val="VerbatimChar"/>
+        </w:rPr>
+        <w:t xml:space="preserve">isa_level</w:t>
+      </w:r>
+      <w:r>
+        <w:t xml:space="preserve">,</w:t>
+      </w:r>
+      <w:r>
+        <w:t xml:space="preserve"> </w:t>
+      </w:r>
+      <w:r>
+        <w:rPr>
+          <w:rStyle w:val="VerbatimChar"/>
+        </w:rPr>
+        <w:t xml:space="preserve">npi</w:t>
+      </w:r>
+      <w:r>
+        <w:t xml:space="preserve">,</w:t>
+      </w:r>
+      <w:r>
+        <w:t xml:space="preserve"> </w:t>
+      </w:r>
+      <w:r>
+        <w:rPr>
+          <w:rStyle w:val="VerbatimChar"/>
+        </w:rPr>
+        <w:t xml:space="preserve">cui</w:t>
+      </w:r>
+      <w:r>
+        <w:t xml:space="preserve">,</w:t>
+      </w:r>
+      <w:r>
+        <w:t xml:space="preserve"> </w:t>
+      </w:r>
+      <w:r>
+        <w:rPr>
+          <w:rStyle w:val="VerbatimChar"/>
+        </w:rPr>
+        <w:t xml:space="preserve">ephi</w:t>
+      </w:r>
+      <w:r>
+        <w:t xml:space="preserve">).</w:t>
       </w:r>
     </w:p>
     <w:p>
@@ -402,7 +1151,7 @@
         </w:numPr>
       </w:pPr>
       <w:r>
-        <w:t xml:space="preserve">Use ADM to generate a candidate policy and review it with the application owner.</w:t>
+        <w:t xml:space="preserve">Observe flows over a representative business window. Minimum two weeks; longer if the customer has month-end, quarterly, or seasonal cycles relevant to the scope.</w:t>
       </w:r>
     </w:p>
     <w:p>
@@ -414,11 +1163,23 @@
         </w:numPr>
       </w:pPr>
       <w:r>
-        <w:t xml:space="preserve">Package inventory, scope, flows, policy, exceptions, and known gaps as the evidence output.</w:t>
-      </w:r>
-    </w:p>
-    <w:bookmarkEnd w:id="14"/>
-    <w:bookmarkStart w:id="15" w:name="boundaries-and-complementary-controls"/>
+        <w:t xml:space="preserve">Use ADM to generate a candidate policy. Review with the application owner. Run in Simulation mode for at least two weeks before any enforcement.</w:t>
+      </w:r>
+    </w:p>
+    <w:p>
+      <w:pPr>
+        <w:pStyle w:val="Compact"/>
+        <w:numPr>
+          <w:ilvl w:val="0"/>
+          <w:numId w:val="1003"/>
+        </w:numPr>
+      </w:pPr>
+      <w:r>
+        <w:t xml:space="preserve">Package inventory, scope, flows, policy, exceptions, and known gaps as the evidence output. Cross-reference this report’s evidence collection table with the customer’s existing audit work-papers.</w:t>
+      </w:r>
+    </w:p>
+    <w:bookmarkEnd w:id="18"/>
+    <w:bookmarkStart w:id="19" w:name="boundaries-and-complementary-controls"/>
     <w:p>
       <w:pPr>
         <w:pStyle w:val="Heading2"/>
@@ -432,16 +1193,34 @@
         <w:pStyle w:val="FirstParagraph"/>
       </w:pPr>
       <w:r>
-        <w:t xml:space="preserve">CSW does not replace COBIT governance design, process ownership, risk appetite decisions, enterprise metrics, audit judgment, or GRC workflow.</w:t>
-      </w:r>
-    </w:p>
-    <w:bookmarkEnd w:id="15"/>
-    <w:bookmarkStart w:id="16" w:name="disclaimer"/>
+        <w:t xml:space="preserve">CSW does not replace COBIT governance design, design-factor analysis, goals cascade, process ownership, risk appetite decisions, enterprise metrics ownership, audit judgement, or GRC workflow.</w:t>
+      </w:r>
+    </w:p>
+    <w:bookmarkEnd w:id="19"/>
+    <w:bookmarkStart w:id="20" w:name="assessor-auditor-caveat"/>
     <w:p>
       <w:pPr>
         <w:pStyle w:val="Heading2"/>
       </w:pPr>
       <w:r>
+        <w:t xml:space="preserve">Assessor / Auditor Caveat</w:t>
+      </w:r>
+    </w:p>
+    <w:p>
+      <w:pPr>
+        <w:pStyle w:val="FirstParagraph"/>
+      </w:pPr>
+      <w:r>
+        <w:t xml:space="preserve">CSW provides technical evidence inputs. The customer’s qualified assessor, auditor, certifying body, or regulator determines compliance status. Validate all framework-topic mappings, control IDs, paragraph references, and section numbers in this report against the current official framework text. If the customer is being assessed against a version other than the one referenced in the framework version note above, revalidate before use.</w:t>
+      </w:r>
+    </w:p>
+    <w:bookmarkEnd w:id="20"/>
+    <w:bookmarkStart w:id="21" w:name="disclaimer"/>
+    <w:p>
+      <w:pPr>
+        <w:pStyle w:val="Heading2"/>
+      </w:pPr>
+      <w:r>
         <w:t xml:space="preserve">Disclaimer</w:t>
       </w:r>
     </w:p>
@@ -453,8 +1232,8 @@
         <w:t xml:space="preserve">This report is for informational and planning purposes. It is not legal, regulatory, audit, or certification advice. Validate all mappings against the current official framework text, the customer’s environment, and qualified compliance, legal, and audit professionals.</w:t>
       </w:r>
     </w:p>
-    <w:bookmarkEnd w:id="16"/>
-    <w:bookmarkEnd w:id="17"/>
+    <w:bookmarkEnd w:id="21"/>
+    <w:bookmarkEnd w:id="22"/>
     <w:sectPr>
       <w:footnotePr>
         <w:numRestart w:val="eachSect"/>
